--- a/day-1.docx
+++ b/day-1.docx
@@ -319,6 +319,380 @@
           <w:szCs w:val="40"/>
         </w:rPr>
       </w:pPr>
+      <w:r>
+        <w:rPr>
+          <w:sz w:val="40"/>
+          <w:szCs w:val="40"/>
+        </w:rPr>
+        <w:lastRenderedPageBreak/>
+        <w:t xml:space="preserve">Q2 </w:t>
+      </w:r>
+      <w:r>
+        <w:rPr>
+          <w:sz w:val="40"/>
+          <w:szCs w:val="40"/>
+        </w:rPr>
+        <w:t>Write a program to input two numbers and display their sum, difference, product, and quotient.</w:t>
+      </w:r>
+    </w:p>
+    <w:p>
+      <w:pPr>
+        <w:rPr>
+          <w:sz w:val="40"/>
+          <w:szCs w:val="40"/>
+        </w:rPr>
+      </w:pPr>
+      <w:r>
+        <w:rPr>
+          <w:sz w:val="40"/>
+          <w:szCs w:val="40"/>
+        </w:rPr>
+        <w:t>OUTPUT=&gt;</w:t>
+      </w:r>
+    </w:p>
+    <w:p>
+      <w:pPr>
+        <w:rPr>
+          <w:sz w:val="40"/>
+          <w:szCs w:val="40"/>
+        </w:rPr>
+      </w:pPr>
+      <w:r>
+        <w:rPr>
+          <w:sz w:val="40"/>
+          <w:szCs w:val="40"/>
+        </w:rPr>
+        <w:t>#include &lt;</w:t>
+      </w:r>
+      <w:proofErr w:type="spellStart"/>
+      <w:r>
+        <w:rPr>
+          <w:sz w:val="40"/>
+          <w:szCs w:val="40"/>
+        </w:rPr>
+        <w:t>stdio.h</w:t>
+      </w:r>
+      <w:proofErr w:type="spellEnd"/>
+      <w:r>
+        <w:rPr>
+          <w:sz w:val="40"/>
+          <w:szCs w:val="40"/>
+        </w:rPr>
+        <w:t>&gt;</w:t>
+      </w:r>
+    </w:p>
+    <w:p>
+      <w:pPr>
+        <w:rPr>
+          <w:sz w:val="40"/>
+          <w:szCs w:val="40"/>
+        </w:rPr>
+      </w:pPr>
+      <w:r>
+        <w:rPr>
+          <w:sz w:val="40"/>
+          <w:szCs w:val="40"/>
+        </w:rPr>
+        <w:t>int main()</w:t>
+      </w:r>
+    </w:p>
+    <w:p>
+      <w:pPr>
+        <w:rPr>
+          <w:sz w:val="40"/>
+          <w:szCs w:val="40"/>
+        </w:rPr>
+      </w:pPr>
+      <w:r>
+        <w:rPr>
+          <w:sz w:val="40"/>
+          <w:szCs w:val="40"/>
+        </w:rPr>
+        <w:t>{</w:t>
+      </w:r>
+    </w:p>
+    <w:p>
+      <w:pPr>
+        <w:rPr>
+          <w:sz w:val="40"/>
+          <w:szCs w:val="40"/>
+        </w:rPr>
+      </w:pPr>
+      <w:r>
+        <w:rPr>
+          <w:sz w:val="40"/>
+          <w:szCs w:val="40"/>
+        </w:rPr>
+        <w:t xml:space="preserve">    int a, b;</w:t>
+      </w:r>
+    </w:p>
+    <w:p>
+      <w:pPr>
+        <w:rPr>
+          <w:sz w:val="40"/>
+          <w:szCs w:val="40"/>
+        </w:rPr>
+      </w:pPr>
+    </w:p>
+    <w:p>
+      <w:pPr>
+        <w:rPr>
+          <w:sz w:val="40"/>
+          <w:szCs w:val="40"/>
+        </w:rPr>
+      </w:pPr>
+      <w:r>
+        <w:rPr>
+          <w:sz w:val="40"/>
+          <w:szCs w:val="40"/>
+        </w:rPr>
+        <w:t xml:space="preserve">    </w:t>
+      </w:r>
+      <w:proofErr w:type="spellStart"/>
+      <w:proofErr w:type="gramStart"/>
+      <w:r>
+        <w:rPr>
+          <w:sz w:val="40"/>
+          <w:szCs w:val="40"/>
+        </w:rPr>
+        <w:t>scanf</w:t>
+      </w:r>
+      <w:proofErr w:type="spellEnd"/>
+      <w:r>
+        <w:rPr>
+          <w:sz w:val="40"/>
+          <w:szCs w:val="40"/>
+        </w:rPr>
+        <w:t>(</w:t>
+      </w:r>
+      <w:proofErr w:type="gramEnd"/>
+      <w:r>
+        <w:rPr>
+          <w:sz w:val="40"/>
+          <w:szCs w:val="40"/>
+        </w:rPr>
+        <w:t>"%d %d", &amp;a, &amp;b);</w:t>
+      </w:r>
+    </w:p>
+    <w:p>
+      <w:pPr>
+        <w:rPr>
+          <w:sz w:val="40"/>
+          <w:szCs w:val="40"/>
+        </w:rPr>
+      </w:pPr>
+    </w:p>
+    <w:p>
+      <w:pPr>
+        <w:rPr>
+          <w:sz w:val="40"/>
+          <w:szCs w:val="40"/>
+        </w:rPr>
+      </w:pPr>
+      <w:r>
+        <w:rPr>
+          <w:sz w:val="40"/>
+          <w:szCs w:val="40"/>
+        </w:rPr>
+        <w:t xml:space="preserve">    </w:t>
+      </w:r>
+      <w:proofErr w:type="spellStart"/>
+      <w:proofErr w:type="gramStart"/>
+      <w:r>
+        <w:rPr>
+          <w:sz w:val="40"/>
+          <w:szCs w:val="40"/>
+        </w:rPr>
+        <w:t>printf</w:t>
+      </w:r>
+      <w:proofErr w:type="spellEnd"/>
+      <w:r>
+        <w:rPr>
+          <w:sz w:val="40"/>
+          <w:szCs w:val="40"/>
+        </w:rPr>
+        <w:t>(</w:t>
+      </w:r>
+      <w:proofErr w:type="gramEnd"/>
+      <w:r>
+        <w:rPr>
+          <w:sz w:val="40"/>
+          <w:szCs w:val="40"/>
+        </w:rPr>
+        <w:t>"Sum=%d, Diff=%d, Product=%d, ", a + b, a - b, a * b);</w:t>
+      </w:r>
+    </w:p>
+    <w:p>
+      <w:pPr>
+        <w:rPr>
+          <w:sz w:val="40"/>
+          <w:szCs w:val="40"/>
+        </w:rPr>
+      </w:pPr>
+    </w:p>
+    <w:p>
+      <w:pPr>
+        <w:rPr>
+          <w:sz w:val="40"/>
+          <w:szCs w:val="40"/>
+        </w:rPr>
+      </w:pPr>
+      <w:r>
+        <w:rPr>
+          <w:sz w:val="40"/>
+          <w:szCs w:val="40"/>
+        </w:rPr>
+        <w:t xml:space="preserve">    if (</w:t>
+      </w:r>
+      <w:proofErr w:type="gramStart"/>
+      <w:r>
+        <w:rPr>
+          <w:sz w:val="40"/>
+          <w:szCs w:val="40"/>
+        </w:rPr>
+        <w:t>b !</w:t>
+      </w:r>
+      <w:proofErr w:type="gramEnd"/>
+      <w:r>
+        <w:rPr>
+          <w:sz w:val="40"/>
+          <w:szCs w:val="40"/>
+        </w:rPr>
+        <w:t>= 0)</w:t>
+      </w:r>
+    </w:p>
+    <w:p>
+      <w:pPr>
+        <w:rPr>
+          <w:sz w:val="40"/>
+          <w:szCs w:val="40"/>
+        </w:rPr>
+      </w:pPr>
+      <w:r>
+        <w:rPr>
+          <w:sz w:val="40"/>
+          <w:szCs w:val="40"/>
+        </w:rPr>
+        <w:t xml:space="preserve">        </w:t>
+      </w:r>
+      <w:proofErr w:type="spellStart"/>
+      <w:proofErr w:type="gramStart"/>
+      <w:r>
+        <w:rPr>
+          <w:sz w:val="40"/>
+          <w:szCs w:val="40"/>
+        </w:rPr>
+        <w:t>printf</w:t>
+      </w:r>
+      <w:proofErr w:type="spellEnd"/>
+      <w:r>
+        <w:rPr>
+          <w:sz w:val="40"/>
+          <w:szCs w:val="40"/>
+        </w:rPr>
+        <w:t>(</w:t>
+      </w:r>
+      <w:proofErr w:type="gramEnd"/>
+      <w:r>
+        <w:rPr>
+          <w:sz w:val="40"/>
+          <w:szCs w:val="40"/>
+        </w:rPr>
+        <w:t>"Quotient=%d", a / b);</w:t>
+      </w:r>
+    </w:p>
+    <w:p>
+      <w:pPr>
+        <w:rPr>
+          <w:sz w:val="40"/>
+          <w:szCs w:val="40"/>
+        </w:rPr>
+      </w:pPr>
+      <w:r>
+        <w:rPr>
+          <w:sz w:val="40"/>
+          <w:szCs w:val="40"/>
+        </w:rPr>
+        <w:t xml:space="preserve">    else</w:t>
+      </w:r>
+    </w:p>
+    <w:p>
+      <w:pPr>
+        <w:rPr>
+          <w:sz w:val="40"/>
+          <w:szCs w:val="40"/>
+        </w:rPr>
+      </w:pPr>
+      <w:r>
+        <w:rPr>
+          <w:sz w:val="40"/>
+          <w:szCs w:val="40"/>
+        </w:rPr>
+        <w:t xml:space="preserve">        </w:t>
+      </w:r>
+      <w:proofErr w:type="spellStart"/>
+      <w:proofErr w:type="gramStart"/>
+      <w:r>
+        <w:rPr>
+          <w:sz w:val="40"/>
+          <w:szCs w:val="40"/>
+        </w:rPr>
+        <w:t>printf</w:t>
+      </w:r>
+      <w:proofErr w:type="spellEnd"/>
+      <w:r>
+        <w:rPr>
+          <w:sz w:val="40"/>
+          <w:szCs w:val="40"/>
+        </w:rPr>
+        <w:t>(</w:t>
+      </w:r>
+      <w:proofErr w:type="gramEnd"/>
+      <w:r>
+        <w:rPr>
+          <w:sz w:val="40"/>
+          <w:szCs w:val="40"/>
+        </w:rPr>
+        <w:t>"Quotient=Cannot divide by zero");</w:t>
+      </w:r>
+    </w:p>
+    <w:p>
+      <w:pPr>
+        <w:rPr>
+          <w:sz w:val="40"/>
+          <w:szCs w:val="40"/>
+        </w:rPr>
+      </w:pPr>
+    </w:p>
+    <w:p>
+      <w:pPr>
+        <w:rPr>
+          <w:sz w:val="40"/>
+          <w:szCs w:val="40"/>
+        </w:rPr>
+      </w:pPr>
+      <w:r>
+        <w:rPr>
+          <w:sz w:val="40"/>
+          <w:szCs w:val="40"/>
+        </w:rPr>
+        <w:t xml:space="preserve">    return 0;</w:t>
+      </w:r>
+    </w:p>
+    <w:p>
+      <w:pPr>
+        <w:rPr>
+          <w:sz w:val="40"/>
+          <w:szCs w:val="40"/>
+        </w:rPr>
+      </w:pPr>
+      <w:r>
+        <w:rPr>
+          <w:sz w:val="40"/>
+          <w:szCs w:val="40"/>
+        </w:rPr>
+        <w:t>}</w:t>
+      </w:r>
     </w:p>
     <w:sectPr>
       <w:pgSz w:w="11906" w:h="16838"/>
